--- a/telaah-pt-rata-makmur/Telaahan_Hukum_Cessie_Hak_Keperdataan_PT_Rata_Makmur.docx
+++ b/telaah-pt-rata-makmur/Telaahan_Hukum_Cessie_Hak_Keperdataan_PT_Rata_Makmur.docx
@@ -7099,7 +7099,7 @@
         <w:jc w:val="both"/>
       </w:pPr>
       <w:r>
-        <w:t xml:space="preserve">Mahkamah Agung secara konsisten melarang Kurator membereskan benda yang bukan milik Debitor. Dalam Putusan Nomor 213 K/Pdt.Sus-Pailit/2013, objek yang bukan milik Debitor dinyatakan tidak termasuk harta pailit. Dalam Putusan Nomor 426 K/Pdt.Sus-Pailit/2013, bahan baku yang telah dilelang Kurator dinyatakan bukan harta pailit, meskipun sebelumnya ditetapkan sebagai boedel oleh Hakim Pengawas. SEMA Nomor 2 Tahun 2024 menegaskan kembali bahwa aset pihak ketiga tidak dapat dimasukkan sebagai harta pailit. Melanjutkan lelang tanah eks HGU berarti menjual milik negara, dengan risiko dibatalkan dan menimbulkan tanggung jawab Kurator menurut Pasal 72 UU 37/2004.</w:t>
+        <w:t xml:space="preserve">Mahkamah Agung secara konsisten melarang Kurator membereskan benda yang bukan milik Debitor. Dalam Putusan Nomor 213 K/Pdt.Sus-Pailit/2013, objek yang bukan milik Debitor dinyatakan tidak termasuk harta pailit. SEMA Nomor 2 Tahun 2024 menegaskan kembali bahwa aset pihak ketiga tidak dapat dimasukkan sebagai harta pailit. Melanjutkan lelang tanah eks HGU berarti menjual milik negara, dengan risiko dibatalkan dan menimbulkan tanggung jawab Kurator menurut Pasal 72 UU 37/2004.</w:t>
       </w:r>
     </w:p>
     <w:p>
